--- a/wordings/downloads/Meridian_PI_Architects_Engineers_Endorsement_v1.1.0-DRAFT.docx
+++ b/wordings/downloads/Meridian_PI_Architects_Engineers_Endorsement_v1.1.0-DRAFT.docx
@@ -480,6 +480,13 @@
       </w:r>
     </w:p>
     <w:p>
+      <w:r>
+        <w:rPr>
+          <w:b w:val="0"/>
+          <w:i w:val="0"/>
+        </w:rPr>
+        <w:t xml:space="preserve">This extension does not affect </w:t>
+      </w:r>
       <w:hyperlink w:anchor="c_pi_excl_prior_known_circumstances">
         <w:r>
           <w:rPr>
@@ -494,7 +501,7 @@
           <w:b w:val="0"/>
           <w:i w:val="0"/>
         </w:rPr>
-        <w:t xml:space="preserve"> continues to apply.</w:t>
+        <w:t>.</w:t>
       </w:r>
     </w:p>
     <w:p>
